--- a/templates/Evidencias_APIs_template.docx
+++ b/templates/Evidencias_APIs_template.docx
@@ -5,7 +5,7 @@
     <w:tbl>
       <w:tblPr>
         <w:tblStyle w:val="Tablaconcuadrcula"/>
-        <w:tblW w:w="10464" w:type="dxa"/>
+        <w:tblW w:w="10466" w:type="dxa"/>
         <w:jc w:val="center"/>
         <w:tblInd w:w="0" w:type="dxa"/>
         <w:tblLayout w:type="fixed"/>
@@ -18,40 +18,37 @@
         <w:tblLook w:noHBand="0" w:lastColumn="0" w:firstColumn="1" w:lastRow="0" w:firstRow="1" w:noVBand="1" w:val="04a0"/>
       </w:tblPr>
       <w:tblGrid>
-        <w:gridCol w:w="2616"/>
-        <w:gridCol w:w="2616"/>
-        <w:gridCol w:w="2616"/>
-        <w:gridCol w:w="2616"/>
+        <w:gridCol w:w="2324"/>
+        <w:gridCol w:w="2892"/>
+        <w:gridCol w:w="2662"/>
+        <w:gridCol w:w="2588"/>
       </w:tblGrid>
       <w:tr>
         <w:trPr/>
         <w:tc>
           <w:tcPr>
-            <w:tcW w:w="2616" w:type="dxa"/>
-            <w:tcBorders/>
+            <w:tcW w:w="2324" w:type="dxa"/>
+            <w:tcBorders>
+              <w:end w:val="nil"/>
+            </w:tcBorders>
             <w:shd w:fill="D3D3D3" w:val="clear"/>
             <w:vAlign w:val="center"/>
           </w:tcPr>
           <w:p>
             <w:pPr>
               <w:pStyle w:val="Normal"/>
-              <w:widowControl/>
+              <w:suppressAutoHyphens w:val="true"/>
               <w:spacing w:lineRule="auto" w:line="240" w:before="0" w:after="0"/>
               <w:jc w:val="center"/>
               <w:rPr>
-                <w:rFonts w:cs=""/>
-                <w:szCs w:val="22"/>
-                <w:lang w:val="es-PE" w:bidi="ar-SA"/>
+                <w:b/>
+                <w:bCs/>
               </w:rPr>
             </w:pPr>
             <w:r>
               <w:rPr>
-                <w:rFonts w:cs=""/>
                 <w:b/>
-                <w:sz w:val="20"/>
-                <w:szCs w:val="22"/>
-                <w:u w:val="none"/>
-                <w:lang w:val="es-PE" w:bidi="ar-SA"/>
+                <w:bCs/>
               </w:rPr>
               <w:t xml:space="preserve">QA Agile: </w:t>
             </w:r>
@@ -59,96 +56,184 @@
         </w:tc>
         <w:tc>
           <w:tcPr>
-            <w:tcW w:w="2616" w:type="dxa"/>
+            <w:tcW w:w="2892" w:type="dxa"/>
+            <w:tcBorders>
+              <w:end w:val="nil"/>
+            </w:tcBorders>
+            <w:vAlign w:val="center"/>
+          </w:tcPr>
+          <w:p>
+            <w:pPr>
+              <w:pStyle w:val="Normal"/>
+              <w:suppressAutoHyphens w:val="true"/>
+              <w:spacing w:lineRule="auto" w:line="240" w:before="0" w:after="0"/>
+              <w:jc w:val="center"/>
+              <w:rPr/>
+            </w:pPr>
+            <w:r>
+              <w:rPr/>
+            </w:r>
+          </w:p>
+        </w:tc>
+        <w:tc>
+          <w:tcPr>
+            <w:tcW w:w="2662" w:type="dxa"/>
+            <w:tcBorders>
+              <w:end w:val="nil"/>
+            </w:tcBorders>
+            <w:vAlign w:val="center"/>
+          </w:tcPr>
+          <w:p>
+            <w:pPr>
+              <w:pStyle w:val="Normal"/>
+              <w:suppressAutoHyphens w:val="true"/>
+              <w:spacing w:lineRule="auto" w:line="240" w:before="0" w:after="0"/>
+              <w:jc w:val="center"/>
+              <w:rPr>
+                <w:b/>
+                <w:bCs/>
+              </w:rPr>
+            </w:pPr>
+            <w:r>
+              <w:rPr>
+                <w:b/>
+                <w:bCs/>
+              </w:rPr>
+              <w:t xml:space="preserve">Fecha Ejecución: </w:t>
+            </w:r>
+          </w:p>
+        </w:tc>
+        <w:tc>
+          <w:tcPr>
+            <w:tcW w:w="2588" w:type="dxa"/>
             <w:tcBorders/>
             <w:vAlign w:val="center"/>
           </w:tcPr>
           <w:p>
             <w:pPr>
               <w:pStyle w:val="Normal"/>
-              <w:widowControl/>
-              <w:suppressLineNumbers w:val="0"/>
-              <w:bidi w:val="0"/>
-              <w:spacing w:lineRule="auto" w:line="240" w:beforeAutospacing="0" w:before="0" w:afterAutospacing="0" w:after="0"/>
-              <w:ind w:start="0" w:end="0"/>
+              <w:suppressAutoHyphens w:val="true"/>
+              <w:spacing w:lineRule="auto" w:line="240" w:before="0" w:after="0"/>
               <w:jc w:val="center"/>
-              <w:rPr>
-                <w:rFonts w:ascii="Calibri" w:hAnsi="Calibri"/>
-                <w:b w:val="false"/>
-                <w:bCs w:val="false"/>
-                <w:sz w:val="20"/>
-                <w:szCs w:val="20"/>
-                <w:u w:val="none"/>
-              </w:rPr>
+              <w:rPr/>
             </w:pPr>
             <w:r>
-              <w:rPr>
-                <w:rFonts w:cs=""/>
-                <w:szCs w:val="22"/>
-                <w:lang w:val="es-PE" w:bidi="ar-SA"/>
-              </w:rPr>
+              <w:rPr/>
             </w:r>
           </w:p>
         </w:tc>
+      </w:tr>
+      <w:tr>
+        <w:trPr>
+          <w:trHeight w:val="248" w:hRule="atLeast"/>
+        </w:trPr>
         <w:tc>
           <w:tcPr>
-            <w:tcW w:w="2616" w:type="dxa"/>
-            <w:tcBorders/>
+            <w:tcW w:w="2324" w:type="dxa"/>
+            <w:tcBorders>
+              <w:top w:val="nil"/>
+              <w:end w:val="nil"/>
+            </w:tcBorders>
             <w:shd w:fill="D3D3D3" w:val="clear"/>
             <w:vAlign w:val="center"/>
           </w:tcPr>
           <w:p>
             <w:pPr>
               <w:pStyle w:val="Normal"/>
-              <w:widowControl/>
+              <w:suppressAutoHyphens w:val="true"/>
               <w:spacing w:lineRule="auto" w:line="240" w:before="0" w:after="0"/>
               <w:jc w:val="center"/>
-              <w:rPr>
-                <w:rFonts w:cs=""/>
-                <w:szCs w:val="22"/>
-                <w:lang w:val="es-PE" w:bidi="ar-SA"/>
-              </w:rPr>
+              <w:rPr/>
             </w:pPr>
             <w:r>
               <w:rPr>
-                <w:rFonts w:cs=""/>
                 <w:b/>
-                <w:sz w:val="20"/>
-                <w:szCs w:val="22"/>
-                <w:u w:val="none"/>
-                <w:lang w:val="es-PE" w:bidi="ar-SA"/>
-              </w:rPr>
-              <w:t xml:space="preserve">Fecha Ejecución: </w:t>
+                <w:bCs/>
+              </w:rPr>
+              <w:t>Servicio</w:t>
+            </w:r>
+            <w:r>
+              <w:rPr/>
+              <w:t xml:space="preserve">: </w:t>
             </w:r>
           </w:p>
         </w:tc>
         <w:tc>
           <w:tcPr>
-            <w:tcW w:w="2616" w:type="dxa"/>
-            <w:tcBorders/>
+            <w:tcW w:w="8142" w:type="dxa"/>
+            <w:gridSpan w:val="3"/>
+            <w:tcBorders>
+              <w:top w:val="nil"/>
+            </w:tcBorders>
             <w:vAlign w:val="center"/>
           </w:tcPr>
           <w:p>
             <w:pPr>
               <w:pStyle w:val="Normal"/>
-              <w:widowControl/>
+              <w:suppressAutoHyphens w:val="true"/>
               <w:spacing w:lineRule="auto" w:line="240" w:before="0" w:after="0"/>
               <w:jc w:val="center"/>
-              <w:rPr>
-                <w:rFonts w:ascii="Calibri" w:hAnsi="Calibri"/>
-                <w:b w:val="false"/>
-                <w:bCs w:val="false"/>
-                <w:sz w:val="20"/>
-                <w:szCs w:val="20"/>
-                <w:u w:val="none"/>
-              </w:rPr>
+              <w:rPr/>
             </w:pPr>
             <w:r>
-              <w:rPr>
-                <w:rFonts w:cs=""/>
-                <w:szCs w:val="22"/>
-                <w:lang w:val="es-PE" w:bidi="ar-SA"/>
-              </w:rPr>
+              <w:rPr/>
+            </w:r>
+          </w:p>
+        </w:tc>
+      </w:tr>
+      <w:tr>
+        <w:trPr>
+          <w:trHeight w:val="248" w:hRule="atLeast"/>
+        </w:trPr>
+        <w:tc>
+          <w:tcPr>
+            <w:tcW w:w="2324" w:type="dxa"/>
+            <w:tcBorders>
+              <w:top w:val="nil"/>
+              <w:end w:val="nil"/>
+            </w:tcBorders>
+            <w:shd w:fill="D3D3D3" w:val="clear"/>
+            <w:vAlign w:val="center"/>
+          </w:tcPr>
+          <w:p>
+            <w:pPr>
+              <w:pStyle w:val="Normal"/>
+              <w:suppressAutoHyphens w:val="true"/>
+              <w:spacing w:lineRule="auto" w:line="240" w:before="0" w:after="0"/>
+              <w:jc w:val="center"/>
+              <w:rPr>
+                <w:b/>
+                <w:bCs/>
+              </w:rPr>
+            </w:pPr>
+            <w:r>
+              <w:rPr>
+                <w:b/>
+                <w:bCs/>
+              </w:rPr>
+              <w:t>Dominio:</w:t>
+            </w:r>
+          </w:p>
+        </w:tc>
+        <w:tc>
+          <w:tcPr>
+            <w:tcW w:w="8142" w:type="dxa"/>
+            <w:gridSpan w:val="3"/>
+            <w:tcBorders>
+              <w:top w:val="nil"/>
+            </w:tcBorders>
+            <w:vAlign w:val="center"/>
+          </w:tcPr>
+          <w:p>
+            <w:pPr>
+              <w:pStyle w:val="Normal"/>
+              <w:suppressAutoHyphens w:val="true"/>
+              <w:spacing w:lineRule="auto" w:line="240" w:before="0" w:after="0"/>
+              <w:jc w:val="center"/>
+              <w:rPr/>
+            </w:pPr>
+            <w:r>
+              <w:rPr/>
             </w:r>
           </w:p>
         </w:tc>
@@ -157,128 +242,107 @@
         <w:trPr/>
         <w:tc>
           <w:tcPr>
-            <w:tcW w:w="2616" w:type="dxa"/>
-            <w:tcBorders/>
+            <w:tcW w:w="2324" w:type="dxa"/>
+            <w:tcBorders>
+              <w:top w:val="nil"/>
+              <w:end w:val="nil"/>
+            </w:tcBorders>
             <w:shd w:fill="D3D3D3" w:val="clear"/>
             <w:vAlign w:val="center"/>
           </w:tcPr>
           <w:p>
             <w:pPr>
               <w:pStyle w:val="Normal"/>
-              <w:widowControl/>
+              <w:suppressAutoHyphens w:val="true"/>
               <w:spacing w:lineRule="auto" w:line="240" w:before="0" w:after="0"/>
               <w:jc w:val="center"/>
-              <w:rPr>
-                <w:rFonts w:cs=""/>
-                <w:szCs w:val="22"/>
-                <w:lang w:val="es-PE" w:bidi="ar-SA"/>
-              </w:rPr>
+              <w:rPr/>
             </w:pPr>
             <w:r>
               <w:rPr>
-                <w:rFonts w:cs=""/>
                 <w:b/>
-                <w:sz w:val="20"/>
-                <w:szCs w:val="22"/>
-                <w:u w:val="none"/>
-                <w:lang w:val="es-PE" w:bidi="ar-SA"/>
-              </w:rPr>
-              <w:t xml:space="preserve">Servicio: </w:t>
+                <w:bCs/>
+              </w:rPr>
+              <w:t>Estado</w:t>
+            </w:r>
+            <w:r>
+              <w:rPr/>
+              <w:t xml:space="preserve">: </w:t>
             </w:r>
           </w:p>
         </w:tc>
         <w:tc>
           <w:tcPr>
-            <w:tcW w:w="7848" w:type="dxa"/>
-            <w:gridSpan w:val="3"/>
-            <w:tcBorders/>
+            <w:tcW w:w="2892" w:type="dxa"/>
+            <w:tcBorders>
+              <w:top w:val="nil"/>
+              <w:end w:val="nil"/>
+            </w:tcBorders>
             <w:vAlign w:val="center"/>
           </w:tcPr>
           <w:p>
             <w:pPr>
               <w:pStyle w:val="Normal"/>
               <w:widowControl/>
+              <w:suppressAutoHyphens w:val="true"/>
               <w:spacing w:lineRule="auto" w:line="240" w:before="0" w:after="0"/>
               <w:jc w:val="center"/>
-              <w:rPr>
-                <w:rFonts w:ascii="Calibri" w:hAnsi="Calibri"/>
-                <w:b w:val="false"/>
-                <w:bCs w:val="false"/>
-                <w:sz w:val="20"/>
-                <w:szCs w:val="20"/>
-                <w:u w:val="none"/>
-                <w:lang w:val="en-US"/>
-              </w:rPr>
+              <w:rPr/>
             </w:pPr>
             <w:r>
-              <w:rPr>
-                <w:rFonts w:cs=""/>
-                <w:szCs w:val="22"/>
-                <w:lang w:val="es-PE" w:bidi="ar-SA"/>
-              </w:rPr>
+              <w:rPr/>
             </w:r>
           </w:p>
         </w:tc>
-      </w:tr>
-      <w:tr>
-        <w:trPr/>
         <w:tc>
           <w:tcPr>
-            <w:tcW w:w="2616" w:type="dxa"/>
-            <w:tcBorders/>
-            <w:shd w:fill="D3D3D3" w:val="clear"/>
+            <w:tcW w:w="2662" w:type="dxa"/>
+            <w:tcBorders>
+              <w:top w:val="nil"/>
+              <w:end w:val="nil"/>
+            </w:tcBorders>
             <w:vAlign w:val="center"/>
           </w:tcPr>
           <w:p>
             <w:pPr>
               <w:pStyle w:val="Normal"/>
               <w:widowControl/>
+              <w:suppressAutoHyphens w:val="true"/>
               <w:spacing w:lineRule="auto" w:line="240" w:before="0" w:after="0"/>
               <w:jc w:val="center"/>
               <w:rPr>
-                <w:rFonts w:cs=""/>
-                <w:szCs w:val="22"/>
-                <w:lang w:val="es-PE" w:bidi="ar-SA"/>
+                <w:b/>
+                <w:bCs/>
               </w:rPr>
             </w:pPr>
             <w:r>
               <w:rPr>
-                <w:rFonts w:cs=""/>
                 <w:b/>
-                <w:sz w:val="20"/>
-                <w:szCs w:val="22"/>
-                <w:u w:val="none"/>
-                <w:lang w:val="es-PE" w:bidi="ar-SA"/>
-              </w:rPr>
-              <w:t xml:space="preserve">Estado: </w:t>
+                <w:bCs/>
+              </w:rPr>
+              <w:t>Entorno de prueba:</w:t>
             </w:r>
           </w:p>
         </w:tc>
         <w:tc>
           <w:tcPr>
-            <w:tcW w:w="7848" w:type="dxa"/>
-            <w:gridSpan w:val="3"/>
-            <w:tcBorders/>
+            <w:tcW w:w="2588" w:type="dxa"/>
+            <w:tcBorders>
+              <w:top w:val="nil"/>
+            </w:tcBorders>
             <w:vAlign w:val="center"/>
           </w:tcPr>
           <w:p>
             <w:pPr>
               <w:pStyle w:val="Normal"/>
               <w:widowControl/>
+              <w:suppressAutoHyphens w:val="true"/>
               <w:spacing w:lineRule="auto" w:line="240" w:before="0" w:after="0"/>
               <w:jc w:val="center"/>
-              <w:rPr>
-                <w:rFonts w:cs=""/>
-                <w:szCs w:val="22"/>
-                <w:lang w:val="es-PE" w:bidi="ar-SA"/>
-              </w:rPr>
+              <w:rPr/>
             </w:pPr>
             <w:r>
-              <w:rPr>
-                <w:rFonts w:cs=""/>
-                <w:szCs w:val="22"/>
-                <w:lang w:val="es-PE" w:bidi="ar-SA"/>
-              </w:rPr>
+              <w:rPr/>
             </w:r>
           </w:p>
         </w:tc>
@@ -289,9 +353,10 @@
         </w:trPr>
         <w:tc>
           <w:tcPr>
-            <w:tcW w:w="2616" w:type="dxa"/>
+            <w:tcW w:w="2324" w:type="dxa"/>
             <w:tcBorders>
               <w:top w:val="nil"/>
+              <w:end w:val="nil"/>
             </w:tcBorders>
             <w:shd w:fill="D3D3D3" w:val="clear"/>
             <w:vAlign w:val="center"/>
@@ -299,6 +364,7 @@
           <w:p>
             <w:pPr>
               <w:pStyle w:val="Normal"/>
+              <w:suppressAutoHyphens w:val="true"/>
               <w:spacing w:lineRule="auto" w:line="240" w:before="0" w:after="0"/>
               <w:jc w:val="center"/>
               <w:rPr>
@@ -323,7 +389,7 @@
         </w:tc>
         <w:tc>
           <w:tcPr>
-            <w:tcW w:w="7848" w:type="dxa"/>
+            <w:tcW w:w="8142" w:type="dxa"/>
             <w:gridSpan w:val="3"/>
             <w:tcBorders>
               <w:top w:val="nil"/>
@@ -334,6 +400,7 @@
             <w:pPr>
               <w:pStyle w:val="Normal"/>
               <w:widowControl/>
+              <w:suppressAutoHyphens w:val="true"/>
               <w:spacing w:lineRule="auto" w:line="240" w:before="0" w:after="0"/>
               <w:jc w:val="center"/>
               <w:rPr>
@@ -367,13 +434,13 @@
           <w:sz w:val="28"/>
           <w:szCs w:val="28"/>
         </w:rPr>
-        <w:t xml:space="preserve">Evidencia: </w:t>
+        <w:t xml:space="preserve">Escenario de prueba: </w:t>
       </w:r>
     </w:p>
     <w:tbl>
       <w:tblPr>
         <w:tblStyle w:val="Tablaconcuadrcula"/>
-        <w:tblW w:w="10464" w:type="dxa"/>
+        <w:tblW w:w="10466" w:type="dxa"/>
         <w:jc w:val="center"/>
         <w:tblInd w:w="0" w:type="dxa"/>
         <w:tblLayout w:type="fixed"/>
@@ -386,16 +453,16 @@
         <w:tblLook w:noHBand="0" w:lastColumn="0" w:firstColumn="1" w:lastRow="0" w:firstRow="1" w:noVBand="1" w:val="04a0"/>
       </w:tblPr>
       <w:tblGrid>
-        <w:gridCol w:w="2616"/>
-        <w:gridCol w:w="2616"/>
-        <w:gridCol w:w="2616"/>
-        <w:gridCol w:w="2616"/>
+        <w:gridCol w:w="2381"/>
+        <w:gridCol w:w="2851"/>
+        <w:gridCol w:w="2617"/>
+        <w:gridCol w:w="2617"/>
       </w:tblGrid>
       <w:tr>
         <w:trPr/>
         <w:tc>
           <w:tcPr>
-            <w:tcW w:w="2616" w:type="dxa"/>
+            <w:tcW w:w="2381" w:type="dxa"/>
             <w:tcBorders/>
             <w:shd w:fill="D3D3D3" w:val="clear"/>
             <w:vAlign w:val="center"/>
@@ -404,6 +471,7 @@
             <w:pPr>
               <w:pStyle w:val="Normal"/>
               <w:widowControl/>
+              <w:suppressAutoHyphens w:val="true"/>
               <w:spacing w:lineRule="auto" w:line="240" w:before="0" w:after="0"/>
               <w:jc w:val="center"/>
               <w:rPr>
@@ -427,7 +495,7 @@
         </w:tc>
         <w:tc>
           <w:tcPr>
-            <w:tcW w:w="2616" w:type="dxa"/>
+            <w:tcW w:w="2851" w:type="dxa"/>
             <w:tcBorders/>
             <w:vAlign w:val="center"/>
           </w:tcPr>
@@ -435,6 +503,7 @@
             <w:pPr>
               <w:pStyle w:val="Normal"/>
               <w:widowControl/>
+              <w:suppressAutoHyphens w:val="true"/>
               <w:spacing w:lineRule="auto" w:line="240" w:before="0" w:after="0"/>
               <w:jc w:val="center"/>
               <w:rPr>
@@ -448,16 +517,18 @@
             </w:pPr>
             <w:r>
               <w:rPr>
-                <w:rFonts w:cs=""/>
-                <w:szCs w:val="22"/>
-                <w:lang w:val="es-PE" w:bidi="ar-SA"/>
+                <w:b w:val="false"/>
+                <w:bCs w:val="false"/>
+                <w:sz w:val="20"/>
+                <w:szCs w:val="20"/>
+                <w:u w:val="none"/>
               </w:rPr>
             </w:r>
           </w:p>
         </w:tc>
         <w:tc>
           <w:tcPr>
-            <w:tcW w:w="2616" w:type="dxa"/>
+            <w:tcW w:w="2617" w:type="dxa"/>
             <w:tcBorders/>
             <w:shd w:fill="D3D3D3" w:val="clear"/>
             <w:vAlign w:val="center"/>
@@ -466,6 +537,7 @@
             <w:pPr>
               <w:pStyle w:val="Normal"/>
               <w:widowControl/>
+              <w:suppressAutoHyphens w:val="true"/>
               <w:spacing w:lineRule="auto" w:line="240" w:before="0" w:after="0"/>
               <w:jc w:val="center"/>
               <w:rPr>
@@ -489,7 +561,7 @@
         </w:tc>
         <w:tc>
           <w:tcPr>
-            <w:tcW w:w="2616" w:type="dxa"/>
+            <w:tcW w:w="2617" w:type="dxa"/>
             <w:tcBorders/>
             <w:vAlign w:val="center"/>
           </w:tcPr>
@@ -497,6 +569,7 @@
             <w:pPr>
               <w:pStyle w:val="Normal"/>
               <w:widowControl/>
+              <w:suppressAutoHyphens w:val="true"/>
               <w:spacing w:lineRule="auto" w:line="240" w:before="0" w:after="0"/>
               <w:jc w:val="center"/>
               <w:rPr>
@@ -508,9 +581,9 @@
             </w:pPr>
             <w:r>
               <w:rPr>
-                <w:rFonts w:cs=""/>
-                <w:szCs w:val="22"/>
-                <w:lang w:val="es-PE" w:bidi="ar-SA"/>
+                <w:b w:val="false"/>
+                <w:sz w:val="20"/>
+                <w:u w:val="none"/>
               </w:rPr>
             </w:r>
           </w:p>
@@ -520,7 +593,7 @@
         <w:trPr/>
         <w:tc>
           <w:tcPr>
-            <w:tcW w:w="2616" w:type="dxa"/>
+            <w:tcW w:w="2381" w:type="dxa"/>
             <w:tcBorders/>
             <w:shd w:fill="D3D3D3" w:val="clear"/>
             <w:vAlign w:val="center"/>
@@ -529,6 +602,7 @@
             <w:pPr>
               <w:pStyle w:val="Normal"/>
               <w:widowControl/>
+              <w:suppressAutoHyphens w:val="true"/>
               <w:spacing w:lineRule="auto" w:line="240" w:before="0" w:after="0"/>
               <w:jc w:val="center"/>
               <w:rPr>
@@ -552,7 +626,7 @@
         </w:tc>
         <w:tc>
           <w:tcPr>
-            <w:tcW w:w="7848" w:type="dxa"/>
+            <w:tcW w:w="8085" w:type="dxa"/>
             <w:gridSpan w:val="3"/>
             <w:tcBorders/>
             <w:vAlign w:val="center"/>
@@ -561,6 +635,7 @@
             <w:pPr>
               <w:pStyle w:val="Normal"/>
               <w:widowControl/>
+              <w:suppressAutoHyphens w:val="true"/>
               <w:spacing w:lineRule="auto" w:line="240" w:before="0" w:after="0"/>
               <w:jc w:val="center"/>
               <w:rPr>
@@ -575,9 +650,12 @@
             </w:pPr>
             <w:r>
               <w:rPr>
-                <w:rFonts w:cs=""/>
-                <w:szCs w:val="22"/>
-                <w:lang w:val="es-PE" w:bidi="ar-SA"/>
+                <w:b w:val="false"/>
+                <w:bCs w:val="false"/>
+                <w:sz w:val="20"/>
+                <w:szCs w:val="20"/>
+                <w:u w:val="none"/>
+                <w:lang w:val="en-US"/>
               </w:rPr>
             </w:r>
           </w:p>
@@ -587,7 +665,7 @@
         <w:trPr/>
         <w:tc>
           <w:tcPr>
-            <w:tcW w:w="2616" w:type="dxa"/>
+            <w:tcW w:w="2381" w:type="dxa"/>
             <w:tcBorders/>
             <w:shd w:fill="D3D3D3" w:val="clear"/>
             <w:vAlign w:val="center"/>
@@ -596,6 +674,7 @@
             <w:pPr>
               <w:pStyle w:val="Normal"/>
               <w:widowControl/>
+              <w:suppressAutoHyphens w:val="true"/>
               <w:spacing w:lineRule="auto" w:line="240" w:before="0" w:after="0"/>
               <w:jc w:val="center"/>
               <w:rPr>
@@ -619,7 +698,7 @@
         </w:tc>
         <w:tc>
           <w:tcPr>
-            <w:tcW w:w="2616" w:type="dxa"/>
+            <w:tcW w:w="2851" w:type="dxa"/>
             <w:tcBorders/>
             <w:vAlign w:val="center"/>
           </w:tcPr>
@@ -627,6 +706,7 @@
             <w:pPr>
               <w:pStyle w:val="Normal"/>
               <w:widowControl/>
+              <w:suppressAutoHyphens w:val="true"/>
               <w:spacing w:lineRule="auto" w:line="240" w:before="0" w:after="0"/>
               <w:jc w:val="center"/>
               <w:rPr>
@@ -638,16 +718,16 @@
             </w:pPr>
             <w:r>
               <w:rPr>
-                <w:rFonts w:cs=""/>
-                <w:szCs w:val="22"/>
-                <w:lang w:val="es-PE" w:bidi="ar-SA"/>
+                <w:b w:val="false"/>
+                <w:sz w:val="20"/>
+                <w:u w:val="none"/>
               </w:rPr>
             </w:r>
           </w:p>
         </w:tc>
         <w:tc>
           <w:tcPr>
-            <w:tcW w:w="2616" w:type="dxa"/>
+            <w:tcW w:w="2617" w:type="dxa"/>
             <w:tcBorders/>
             <w:shd w:fill="D3D3D3" w:val="clear"/>
             <w:vAlign w:val="center"/>
@@ -656,6 +736,7 @@
             <w:pPr>
               <w:pStyle w:val="Normal"/>
               <w:widowControl/>
+              <w:suppressAutoHyphens w:val="true"/>
               <w:spacing w:lineRule="auto" w:line="240" w:before="0" w:after="0"/>
               <w:jc w:val="center"/>
               <w:rPr>
@@ -679,7 +760,7 @@
         </w:tc>
         <w:tc>
           <w:tcPr>
-            <w:tcW w:w="2616" w:type="dxa"/>
+            <w:tcW w:w="2617" w:type="dxa"/>
             <w:tcBorders/>
             <w:vAlign w:val="center"/>
           </w:tcPr>
@@ -687,6 +768,7 @@
             <w:pPr>
               <w:pStyle w:val="Normal"/>
               <w:widowControl/>
+              <w:suppressAutoHyphens w:val="true"/>
               <w:spacing w:lineRule="auto" w:line="240" w:before="0" w:after="0"/>
               <w:jc w:val="center"/>
               <w:rPr>
@@ -698,9 +780,9 @@
             </w:pPr>
             <w:r>
               <w:rPr>
-                <w:rFonts w:cs=""/>
-                <w:szCs w:val="22"/>
-                <w:lang w:val="es-PE" w:bidi="ar-SA"/>
+                <w:b w:val="false"/>
+                <w:sz w:val="20"/>
+                <w:u w:val="none"/>
               </w:rPr>
             </w:r>
           </w:p>
@@ -710,7 +792,7 @@
         <w:trPr/>
         <w:tc>
           <w:tcPr>
-            <w:tcW w:w="2616" w:type="dxa"/>
+            <w:tcW w:w="2381" w:type="dxa"/>
             <w:tcBorders/>
             <w:shd w:fill="D3D3D3" w:val="clear"/>
             <w:vAlign w:val="center"/>
@@ -719,6 +801,7 @@
             <w:pPr>
               <w:pStyle w:val="Normal"/>
               <w:widowControl/>
+              <w:suppressAutoHyphens w:val="true"/>
               <w:spacing w:lineRule="auto" w:line="240" w:before="0" w:after="0"/>
               <w:jc w:val="center"/>
               <w:rPr>
@@ -743,7 +826,7 @@
         </w:tc>
         <w:tc>
           <w:tcPr>
-            <w:tcW w:w="7848" w:type="dxa"/>
+            <w:tcW w:w="8085" w:type="dxa"/>
             <w:gridSpan w:val="3"/>
             <w:tcBorders/>
             <w:vAlign w:val="center"/>
@@ -752,6 +835,7 @@
             <w:pPr>
               <w:pStyle w:val="Normal"/>
               <w:widowControl/>
+              <w:suppressAutoHyphens w:val="true"/>
               <w:spacing w:lineRule="auto" w:line="240" w:before="0" w:after="0"/>
               <w:jc w:val="start"/>
               <w:rPr>
@@ -766,9 +850,12 @@
             </w:pPr>
             <w:r>
               <w:rPr>
-                <w:rFonts w:cs=""/>
-                <w:szCs w:val="22"/>
-                <w:lang w:val="es-PE" w:bidi="ar-SA"/>
+                <w:b w:val="false"/>
+                <w:bCs w:val="false"/>
+                <w:sz w:val="20"/>
+                <w:szCs w:val="20"/>
+                <w:u w:val="none"/>
+                <w:lang w:val="en-US"/>
               </w:rPr>
             </w:r>
           </w:p>
@@ -780,7 +867,7 @@
         </w:trPr>
         <w:tc>
           <w:tcPr>
-            <w:tcW w:w="2616" w:type="dxa"/>
+            <w:tcW w:w="2381" w:type="dxa"/>
             <w:tcBorders/>
             <w:shd w:fill="D3D3D3" w:val="clear"/>
             <w:vAlign w:val="center"/>
@@ -789,6 +876,7 @@
             <w:pPr>
               <w:pStyle w:val="Normal"/>
               <w:widowControl/>
+              <w:suppressAutoHyphens w:val="true"/>
               <w:spacing w:lineRule="auto" w:line="240" w:before="0" w:after="0"/>
               <w:jc w:val="center"/>
               <w:rPr>
@@ -812,7 +900,7 @@
         </w:tc>
         <w:tc>
           <w:tcPr>
-            <w:tcW w:w="7848" w:type="dxa"/>
+            <w:tcW w:w="8085" w:type="dxa"/>
             <w:gridSpan w:val="3"/>
             <w:tcBorders/>
             <w:vAlign w:val="center"/>
@@ -821,6 +909,7 @@
             <w:pPr>
               <w:pStyle w:val="Normal"/>
               <w:widowControl/>
+              <w:suppressAutoHyphens w:val="true"/>
               <w:spacing w:lineRule="auto" w:line="240" w:before="0" w:after="0"/>
               <w:jc w:val="start"/>
               <w:rPr>
@@ -834,9 +923,11 @@
             </w:pPr>
             <w:r>
               <w:rPr>
-                <w:rFonts w:cs=""/>
-                <w:szCs w:val="22"/>
-                <w:lang w:val="es-PE" w:bidi="ar-SA"/>
+                <w:b w:val="false"/>
+                <w:bCs w:val="false"/>
+                <w:sz w:val="20"/>
+                <w:szCs w:val="20"/>
+                <w:u w:val="none"/>
               </w:rPr>
             </w:r>
           </w:p>
@@ -846,7 +937,7 @@
         <w:trPr/>
         <w:tc>
           <w:tcPr>
-            <w:tcW w:w="2616" w:type="dxa"/>
+            <w:tcW w:w="2381" w:type="dxa"/>
             <w:tcBorders/>
             <w:shd w:fill="D3D3D3" w:val="clear"/>
             <w:vAlign w:val="center"/>
@@ -855,6 +946,7 @@
             <w:pPr>
               <w:pStyle w:val="Normal"/>
               <w:widowControl/>
+              <w:suppressAutoHyphens w:val="true"/>
               <w:spacing w:lineRule="auto" w:line="240" w:before="0" w:after="0"/>
               <w:jc w:val="center"/>
               <w:rPr>
@@ -879,7 +971,7 @@
         </w:tc>
         <w:tc>
           <w:tcPr>
-            <w:tcW w:w="7848" w:type="dxa"/>
+            <w:tcW w:w="8085" w:type="dxa"/>
             <w:gridSpan w:val="3"/>
             <w:tcBorders/>
             <w:vAlign w:val="center"/>
@@ -888,6 +980,7 @@
             <w:pPr>
               <w:pStyle w:val="Normal"/>
               <w:widowControl/>
+              <w:suppressAutoHyphens w:val="true"/>
               <w:spacing w:lineRule="auto" w:line="240" w:before="0" w:after="0"/>
               <w:jc w:val="start"/>
               <w:rPr>
@@ -901,9 +994,11 @@
             </w:pPr>
             <w:r>
               <w:rPr>
-                <w:rFonts w:cs=""/>
-                <w:szCs w:val="22"/>
-                <w:lang w:val="es-PE" w:bidi="ar-SA"/>
+                <w:b w:val="false"/>
+                <w:bCs w:val="false"/>
+                <w:sz w:val="20"/>
+                <w:szCs w:val="20"/>
+                <w:u w:val="none"/>
               </w:rPr>
             </w:r>
           </w:p>
@@ -932,7 +1027,19 @@
         </w:rPr>
       </w:pPr>
       <w:r>
-        <w:rPr/>
+        <w:rPr>
+          <w:rFonts w:eastAsia="Aptos Narrow" w:cs="Aptos Narrow" w:ascii="Aptos Narrow" w:hAnsi="Aptos Narrow"/>
+          <w:b w:val="false"/>
+          <w:bCs w:val="false"/>
+          <w:i w:val="false"/>
+          <w:iCs w:val="false"/>
+          <w:caps w:val="false"/>
+          <w:smallCaps w:val="false"/>
+          <w:color w:val="242424"/>
+          <w:sz w:val="22"/>
+          <w:szCs w:val="22"/>
+          <w:lang w:val="es-PE"/>
+        </w:rPr>
       </w:r>
     </w:p>
     <w:sectPr>
@@ -999,6 +1106,7 @@
           <w:pPr>
             <w:pStyle w:val="Header"/>
             <w:widowControl/>
+            <w:suppressAutoHyphens w:val="true"/>
             <w:spacing w:before="0" w:after="0"/>
             <w:jc w:val="start"/>
             <w:rPr>
@@ -1071,6 +1179,7 @@
           <w:pPr>
             <w:pStyle w:val="Header"/>
             <w:widowControl/>
+            <w:suppressAutoHyphens w:val="true"/>
             <w:spacing w:before="0" w:after="0"/>
             <w:jc w:val="start"/>
             <w:rPr>
@@ -1102,6 +1211,7 @@
           <w:pPr>
             <w:pStyle w:val="Header"/>
             <w:widowControl/>
+            <w:suppressAutoHyphens w:val="true"/>
             <w:spacing w:before="0" w:after="0"/>
             <w:jc w:val="center"/>
             <w:rPr>
@@ -1133,6 +1243,7 @@
           <w:pPr>
             <w:pStyle w:val="Header"/>
             <w:widowControl/>
+            <w:suppressAutoHyphens w:val="true"/>
             <w:spacing w:before="0" w:after="0"/>
             <w:jc w:val="start"/>
             <w:rPr>
@@ -1159,6 +1270,7 @@
           <w:pPr>
             <w:pStyle w:val="Header"/>
             <w:widowControl/>
+            <w:suppressAutoHyphens w:val="true"/>
             <w:spacing w:before="0" w:after="0"/>
             <w:jc w:val="start"/>
             <w:rPr>
@@ -1190,6 +1302,7 @@
           <w:pPr>
             <w:pStyle w:val="Header"/>
             <w:widowControl/>
+            <w:suppressAutoHyphens w:val="true"/>
             <w:spacing w:before="0" w:after="0"/>
             <w:jc w:val="center"/>
             <w:rPr>
@@ -1223,6 +1336,7 @@
           <w:pPr>
             <w:pStyle w:val="Header"/>
             <w:widowControl/>
+            <w:suppressAutoHyphens w:val="true"/>
             <w:spacing w:before="0" w:after="0"/>
             <w:jc w:val="start"/>
             <w:rPr>
@@ -1249,6 +1363,7 @@
           <w:pPr>
             <w:pStyle w:val="Header"/>
             <w:widowControl/>
+            <w:suppressAutoHyphens w:val="true"/>
             <w:spacing w:before="0" w:after="0"/>
             <w:jc w:val="start"/>
             <w:rPr>
@@ -1280,6 +1395,7 @@
           <w:pPr>
             <w:pStyle w:val="Header"/>
             <w:widowControl/>
+            <w:suppressAutoHyphens w:val="true"/>
             <w:spacing w:before="0" w:after="0"/>
             <w:jc w:val="center"/>
             <w:rPr>
@@ -1346,6 +1462,7 @@
           <w:pPr>
             <w:pStyle w:val="Header"/>
             <w:widowControl/>
+            <w:suppressAutoHyphens w:val="true"/>
             <w:spacing w:before="0" w:after="0"/>
             <w:jc w:val="start"/>
             <w:rPr>
@@ -1418,6 +1535,7 @@
           <w:pPr>
             <w:pStyle w:val="Header"/>
             <w:widowControl/>
+            <w:suppressAutoHyphens w:val="true"/>
             <w:spacing w:before="0" w:after="0"/>
             <w:jc w:val="start"/>
             <w:rPr>
@@ -1449,6 +1567,7 @@
           <w:pPr>
             <w:pStyle w:val="Header"/>
             <w:widowControl/>
+            <w:suppressAutoHyphens w:val="true"/>
             <w:spacing w:before="0" w:after="0"/>
             <w:jc w:val="center"/>
             <w:rPr>
@@ -1480,6 +1599,7 @@
           <w:pPr>
             <w:pStyle w:val="Header"/>
             <w:widowControl/>
+            <w:suppressAutoHyphens w:val="true"/>
             <w:spacing w:before="0" w:after="0"/>
             <w:jc w:val="start"/>
             <w:rPr>
@@ -1506,6 +1626,7 @@
           <w:pPr>
             <w:pStyle w:val="Header"/>
             <w:widowControl/>
+            <w:suppressAutoHyphens w:val="true"/>
             <w:spacing w:before="0" w:after="0"/>
             <w:jc w:val="start"/>
             <w:rPr>
@@ -1537,6 +1658,7 @@
           <w:pPr>
             <w:pStyle w:val="Header"/>
             <w:widowControl/>
+            <w:suppressAutoHyphens w:val="true"/>
             <w:spacing w:before="0" w:after="0"/>
             <w:jc w:val="center"/>
             <w:rPr>
@@ -1570,6 +1692,7 @@
           <w:pPr>
             <w:pStyle w:val="Header"/>
             <w:widowControl/>
+            <w:suppressAutoHyphens w:val="true"/>
             <w:spacing w:before="0" w:after="0"/>
             <w:jc w:val="start"/>
             <w:rPr>
@@ -1596,6 +1719,7 @@
           <w:pPr>
             <w:pStyle w:val="Header"/>
             <w:widowControl/>
+            <w:suppressAutoHyphens w:val="true"/>
             <w:spacing w:before="0" w:after="0"/>
             <w:jc w:val="start"/>
             <w:rPr>
@@ -1627,6 +1751,7 @@
           <w:pPr>
             <w:pStyle w:val="Header"/>
             <w:widowControl/>
+            <w:suppressAutoHyphens w:val="true"/>
             <w:spacing w:before="0" w:after="0"/>
             <w:jc w:val="center"/>
             <w:rPr>
@@ -2062,17 +2187,18 @@
     <w:rsid w:val="009826e0"/>
     <w:pPr>
       <w:widowControl/>
+      <w:suppressAutoHyphens w:val="true"/>
       <w:bidi w:val="0"/>
       <w:spacing w:lineRule="auto" w:line="259" w:before="0" w:after="160"/>
       <w:jc w:val="start"/>
     </w:pPr>
     <w:rPr>
-      <w:rFonts w:ascii="Calibri" w:hAnsi="Calibri" w:eastAsia="" w:eastAsiaTheme="minorEastAsia" w:cs=""/>
+      <w:rFonts w:ascii="Calibri" w:hAnsi="Calibri" w:eastAsia="" w:cs="" w:eastAsiaTheme="minorEastAsia"/>
       <w:color w:val="auto"/>
       <w:kern w:val="0"/>
       <w:sz w:val="20"/>
       <w:szCs w:val="22"/>
-      <w:lang w:eastAsia="es-PE" w:val="es-PE" w:bidi="ar-SA"/>
+      <w:lang w:val="es-PE" w:eastAsia="es-PE" w:bidi="ar-SA"/>
       <w14:ligatures w14:val="none"/>
     </w:rPr>
   </w:style>
@@ -2737,6 +2863,27 @@
       <w:spacing w:lineRule="auto" w:line="240" w:before="0" w:after="0"/>
     </w:pPr>
     <w:rPr/>
+  </w:style>
+  <w:style w:type="paragraph" w:styleId="TableContents">
+    <w:name w:val="Table Contents"/>
+    <w:basedOn w:val="Normal"/>
+    <w:pPr>
+      <w:widowControl w:val="false"/>
+      <w:suppressLineNumbers/>
+    </w:pPr>
+    <w:rPr/>
+  </w:style>
+  <w:style w:type="paragraph" w:styleId="TableHeading">
+    <w:name w:val="Table Heading"/>
+    <w:basedOn w:val="TableContents"/>
+    <w:pPr>
+      <w:suppressLineNumbers/>
+      <w:jc w:val="center"/>
+    </w:pPr>
+    <w:rPr>
+      <w:b/>
+      <w:bCs/>
+    </w:rPr>
   </w:style>
   <w:style w:type="numbering" w:styleId="NoList" w:default="1">
     <w:name w:val="No List"/>
